--- a/docs/style-sheet/JobCore-Style-Sheet-v0.4.docx
+++ b/docs/style-sheet/JobCore-Style-Sheet-v0.4.docx
@@ -3377,7 +3377,7 @@
               <w:t xml:space="preserve">TruncatedText</w:t>
             </w:r>
             <w:r>
-              <w:t xml:space="preserve"> opens a popup with the full text only when the text is cut off</w:t>
+              <w:t xml:space="preserve"> opens a popup with the full text only when the text is cut off. On a tappable list row a tap still opens the row; a long press opens the popup</w:t>
             </w:r>
           </w:p>
         </w:tc>
